--- a/06_산출물_문서/3계층_양식기록/F-802-01_ASL.docx
+++ b/06_산출물_문서/3계층_양식기록/F-802-01_ASL.docx
@@ -192,17 +192,10 @@
         <w:tc>
           <w:tcPr>
             <w:tcW w:w="6588" w:type="dxa"/>
-            <w:tcMar>
-              <w:top w:w="60" w:type="dxa"/>
-              <w:left w:w="120" w:type="dxa"/>
-              <w:bottom w:w="60" w:type="dxa"/>
-              <w:right w:w="120" w:type="dxa"/>
-            </w:tcMar>
           </w:tcPr>
           <w:p>
             <w:pPr>
               <w:spacing w:before="80" w:after="80"/>
-              <w:wordWrap w:val="1"/>
             </w:pPr>
             <w:r>
               <w:rPr>
@@ -270,11 +263,11 @@
     </w:p>
     <w:tbl>
       <w:tblPr>
-        <w:tblW w:w="8788" w:type="dxa"/>
         <w:tblCellMar>
           <w:left w:w="108" w:type="dxa"/>
           <w:right w:w="108" w:type="dxa"/>
         </w:tblCellMar>
+        <w:tblW w:w="8788" w:type="dxa"/>
         <w:tblBorders>
           <w:top w:val="single" w:sz="4" w:color="2E74B5" w:space="0"/>
           <w:left w:val="single" w:sz="4" w:color="2E74B5" w:space="0"/>
@@ -294,13 +287,13 @@
         <w:tc>
           <w:tcPr>
             <w:tcW w:w="1500" w:type="dxa"/>
-            <w:shd w:val="clear" w:color="auto" w:fill="D9D9D9"/>
-            <w:tcMar>
-              <w:top w:w="60" w:type="dxa"/>
-              <w:left w:w="120" w:type="dxa"/>
-              <w:bottom w:w="60" w:type="dxa"/>
-              <w:right w:w="120" w:type="dxa"/>
-            </w:tcMar>
+            <w:tcMar>
+              <w:top w:w="60" w:type="dxa"/>
+              <w:left w:w="120" w:type="dxa"/>
+              <w:bottom w:w="60" w:type="dxa"/>
+              <w:right w:w="120" w:type="dxa"/>
+            </w:tcMar>
+            <w:shd w:val="clear" w:color="auto" w:fill="DEEAF1"/>
           </w:tcPr>
           <w:p>
             <w:pPr>
@@ -320,13 +313,13 @@
         <w:tc>
           <w:tcPr>
             <w:tcW w:w="2800" w:type="dxa"/>
-            <w:shd w:val="clear" w:color="auto" w:fill="D9D9D9"/>
-            <w:tcMar>
-              <w:top w:w="60" w:type="dxa"/>
-              <w:left w:w="120" w:type="dxa"/>
-              <w:bottom w:w="60" w:type="dxa"/>
-              <w:right w:w="120" w:type="dxa"/>
-            </w:tcMar>
+            <w:tcMar>
+              <w:top w:w="60" w:type="dxa"/>
+              <w:left w:w="120" w:type="dxa"/>
+              <w:bottom w:w="60" w:type="dxa"/>
+              <w:right w:w="120" w:type="dxa"/>
+            </w:tcMar>
+            <w:shd w:val="clear" w:color="auto" w:fill="DEEAF1"/>
           </w:tcPr>
           <w:p>
             <w:pPr>
@@ -346,13 +339,13 @@
         <w:tc>
           <w:tcPr>
             <w:tcW w:w="2000" w:type="dxa"/>
-            <w:shd w:val="clear" w:color="auto" w:fill="D9D9D9"/>
-            <w:tcMar>
-              <w:top w:w="60" w:type="dxa"/>
-              <w:left w:w="120" w:type="dxa"/>
-              <w:bottom w:w="60" w:type="dxa"/>
-              <w:right w:w="120" w:type="dxa"/>
-            </w:tcMar>
+            <w:tcMar>
+              <w:top w:w="60" w:type="dxa"/>
+              <w:left w:w="120" w:type="dxa"/>
+              <w:bottom w:w="60" w:type="dxa"/>
+              <w:right w:w="120" w:type="dxa"/>
+            </w:tcMar>
+            <w:shd w:val="clear" w:color="auto" w:fill="DEEAF1"/>
           </w:tcPr>
           <w:p>
             <w:pPr>
@@ -372,13 +365,13 @@
         <w:tc>
           <w:tcPr>
             <w:tcW w:w="2488" w:type="dxa"/>
-            <w:shd w:val="clear" w:color="auto" w:fill="D9D9D9"/>
-            <w:tcMar>
-              <w:top w:w="60" w:type="dxa"/>
-              <w:left w:w="120" w:type="dxa"/>
-              <w:bottom w:w="60" w:type="dxa"/>
-              <w:right w:w="120" w:type="dxa"/>
-            </w:tcMar>
+            <w:tcMar>
+              <w:top w:w="60" w:type="dxa"/>
+              <w:left w:w="120" w:type="dxa"/>
+              <w:bottom w:w="60" w:type="dxa"/>
+              <w:right w:w="120" w:type="dxa"/>
+            </w:tcMar>
+            <w:shd w:val="clear" w:color="auto" w:fill="DEEAF1"/>
           </w:tcPr>
           <w:p>
             <w:pPr>
@@ -6107,8 +6100,8 @@
     <w:rPrDefault>
       <w:rPr>
         <w:rFonts w:asciiTheme="minorHAnsi" w:cstheme="minorBidi" w:eastAsiaTheme="minorEastAsia" w:hAnsiTheme="minorHAnsi"/>
-        <w:sz w:val="24"/>
-        <w:szCs w:val="24"/>
+        <w:sz w:val="20"/>
+        <w:szCs w:val="20"/>
         <w:lang w:bidi="ar-SA" w:eastAsia="zh-CN" w:val="en-US"/>
       </w:rPr>
     </w:rPrDefault>
@@ -6176,8 +6169,8 @@
     </w:pPr>
     <w:rPr>
       <w:rFonts w:asciiTheme="majorHAnsi" w:cstheme="majorBidi" w:eastAsiaTheme="majorEastAsia" w:hAnsiTheme="majorHAnsi"/>
-      <w:sz w:val="56"/>
-      <w:szCs w:val="56"/>
+      <w:sz w:val="44"/>
+      <w:szCs w:val="44"/>
     </w:rPr>
   </w:style>
   <w:style w:customStyle="1" w:styleId="TitleChar" w:type="character">
@@ -6188,8 +6181,8 @@
     <w:rsid w:val="00A10FD9"/>
     <w:rPr>
       <w:rFonts w:asciiTheme="majorHAnsi" w:cstheme="majorBidi" w:eastAsiaTheme="majorEastAsia" w:hAnsiTheme="majorHAnsi"/>
-      <w:sz w:val="56"/>
-      <w:szCs w:val="56"/>
+      <w:sz w:val="44"/>
+      <w:szCs w:val="44"/>
     </w:rPr>
   </w:style>
   <w:style w:styleId="Subtitle" w:type="paragraph">
@@ -6311,8 +6304,8 @@
     <w:rPr>
       <w:rFonts w:asciiTheme="majorHAnsi" w:cstheme="majorBidi" w:eastAsiaTheme="majorEastAsia" w:hAnsiTheme="majorHAnsi"/>
       <w:color w:themeColor="accent1" w:themeShade="BF" w:val="0F4761"/>
-      <w:sz w:val="40"/>
-      <w:szCs w:val="40"/>
+      <w:sz w:val="32"/>
+      <w:szCs w:val="32"/>
     </w:rPr>
   </w:style>
   <w:style w:styleId="Heading2" w:type="paragraph">
@@ -6502,8 +6495,8 @@
     <w:rPr>
       <w:rFonts w:asciiTheme="majorHAnsi" w:cstheme="majorBidi" w:eastAsiaTheme="majorEastAsia" w:hAnsiTheme="majorHAnsi"/>
       <w:color w:themeColor="accent1" w:themeShade="BF" w:val="0F4761"/>
-      <w:sz w:val="40"/>
-      <w:szCs w:val="40"/>
+      <w:sz w:val="32"/>
+      <w:szCs w:val="32"/>
     </w:rPr>
   </w:style>
   <w:style w:customStyle="1" w:styleId="Heading2Char" w:type="character">
